--- a/docs/原始材料文本/实验一_基于工程意图的软件迭代开发_实验报告模板.docx
+++ b/docs/原始材料文本/实验一_基于工程意图的软件迭代开发_实验报告模板.docx
@@ -314,7 +314,7 @@
                 <w:rFonts w:hint="eastAsia" w:ascii="微软雅黑" w:hAnsi="微软雅黑" w:eastAsia="微软雅黑" w:cs="微软雅黑"/>
                 <w:sz w:val="21"/>
               </w:rPr>
-              <w:t>（填写姓名，1～3人）</w:t>
+              <w:t>帅子夏</w:t>
             </w:r>
           </w:p>
         </w:tc>
@@ -392,7 +392,7 @@
                 <w:b w:val="0"/>
                 <w:sz w:val="21"/>
               </w:rPr>
-              <w:t>（填写6或7）</w:t>
+              <w:t>7</w:t>
             </w:r>
           </w:p>
         </w:tc>
@@ -464,6 +464,12 @@
                 <w:rFonts w:hint="eastAsia" w:ascii="微软雅黑" w:hAnsi="微软雅黑" w:eastAsia="微软雅黑" w:cs="微软雅黑"/>
               </w:rPr>
             </w:pPr>
+            <w:r>
+              <w:rPr>
+                <w:rFonts w:hint="eastAsia" w:ascii="微软雅黑" w:hAnsi="微软雅黑" w:eastAsia="微软雅黑" w:cs="微软雅黑"/>
+              </w:rPr>
+              <w:t xml:space="preserve">HBK组</w:t>
+            </w:r>
           </w:p>
         </w:tc>
       </w:tr>
@@ -539,7 +545,7 @@
                 <w:rFonts w:hint="eastAsia" w:ascii="微软雅黑" w:hAnsi="微软雅黑" w:eastAsia="微软雅黑" w:cs="微软雅黑"/>
                 <w:sz w:val="21"/>
               </w:rPr>
-              <w:t>（Gitee、GitHub或其他可访问平台）</w:t>
+              <w:t>https://github.com/Angvannor/UniversityManageSystem</w:t>
             </w:r>
           </w:p>
         </w:tc>
@@ -872,7 +878,7 @@
           </w:tcPr>
           <w:p>
             <w:r>
-              <w:t>【你的姓名】</w:t>
+              <w:t>帅子夏</w:t>
             </w:r>
           </w:p>
         </w:tc>
@@ -883,7 +889,7 @@
           </w:tcPr>
           <w:p>
             <w:r>
-              <w:t>需求分析、工程意图、软件设计、前后端开发、AI辅助开发、软件测试与项目管理</w:t>
+              <w:t>需求分析、工程意图、软件设计、程序开发、AI辅助开发、软件测试与项目管理</w:t>
             </w:r>
           </w:p>
         </w:tc>
@@ -894,7 +900,7 @@
           </w:tcPr>
           <w:p>
             <w:r>
-              <w:t>完成校园活动管理系统 V1.0 的需求分析、系统设计、前后端实现及验证</w:t>
+              <w:t>完成校园活动管理系统 V1.0 的需求分析、系统设计、程序实现及验证</w:t>
             </w:r>
           </w:p>
         </w:tc>
@@ -905,7 +911,7 @@
           </w:tcPr>
           <w:p>
             <w:r>
-              <w:t>【电子签名】</w:t>
+              <w:t>帅子夏</w:t>
             </w:r>
           </w:p>
         </w:tc>
@@ -1204,7 +1210,11 @@
           <w:i/>
           <w:color w:val="7F7F7F"/>
         </w:rPr>
-        <w:t>【待填写】说明 V1.0 要解决的主要业务问题，以及学生、活动组织教师两类用户的核心目标。</w:t>
+        <w:t>校园活动管理系统 V1.0 解决的是校园活动信息分散、学生获取活动信息和报名不便，以及活动组织教师发布活动和统计报名情况效率较低的问题。</w:t>
+        <w:br/>
+        <w:t xml:space="preserve">系统主要面向两类用户。学生的核心目标是：通过统一入口查看校园活动的时间、地点和内容，完成报名与取消报名，并随时查看自己的报名情况。活动组织教师的核心目标是：自主发布和维护校园活动信息，并查看每个活动的报名学生情况。</w:t>
+        <w:br/>
+        <w:t xml:space="preserve">因此，V1.0 的核心业务过程确定为“教师发布活动—学生查看活动—学生报名—教师查看报名信息”，并围绕该过程控制版本范围。</w:t>
       </w:r>
       <w:r>
         <w:rPr>
@@ -2295,7 +2305,13 @@
           <w:i/>
           <w:color w:val="7F7F7F"/>
         </w:rPr>
-        <w:t>【待填写】请说明 1~3 项具有代表性的需求取舍或范围控制决定及其理由。</w:t>
+        <w:t>第一，暂不实现消息通知功能（短信、邮件、系统推送）。该功能需要额外的通知机制，且不是“发布—报名”基本流程成立的必要条件，因此不纳入 V1.0。</w:t>
+        <w:br/>
+        <w:t xml:space="preserve">第二，暂不实现活动审核与多级管理。V1.0 由活动组织教师直接发布和管理活动，以降低权限与业务流程复杂度，优先保证核心业务能够完整运行。</w:t>
+        <w:br/>
+        <w:t xml:space="preserve">第三，暂不实现活动评价、积分与推荐等扩展功能。这些功能可以提升系统完整性，但不是当前版本要解决的核心业务问题，留待后续版本考虑。</w:t>
+        <w:br/>
+        <w:t xml:space="preserve">通过上述取舍，V1.0 集中于身份管理、活动信息管理、学生报名与报名信息查看等核心能力。</w:t>
       </w:r>
       <w:r>
         <w:rPr>
@@ -2520,7 +2536,7 @@
                 <w:color w:val="777777"/>
                 <w:sz w:val="19"/>
               </w:rPr>
-              <w:t>【为什么建设当前V1.0？希望解决什么核心问题？】</w:t>
+              <w:t>建立一个支持校园活动基本组织与参与流程的信息化系统，解决活动信息分散、学生报名不便、教师统计报名情况效率低的问题。系统通过统一管理用户、活动与报名信息，使学生能够方便地了解并参与校园活动，使教师能够完成活动的发布、维护与报名信息查看。本版本不追求复杂功能与大规模系统，优先保证结构清晰、业务流程完整、能够实际运行。</w:t>
             </w:r>
           </w:p>
         </w:tc>
@@ -2603,7 +2619,9 @@
                 <w:color w:val="777777"/>
                 <w:sz w:val="19"/>
               </w:rPr>
-              <w:t>【本轮准备完成哪些内容？哪些内容明确不在本轮范围内？】</w:t>
+              <w:t>本轮完成：用户注册与登录（按身份进入不同菜单）、活动列表与活动详情浏览、学生报名、取消报名、我的报名查看、教师发布活动、修改活动、关闭报名、删除活动、查看活动报名名单。</w:t>
+              <w:br/>
+              <w:t xml:space="preserve">明确不在本轮范围：消息通知推送、活动审核与多级管理、活动评价与积分、活动推荐算法、第三方账号登录。</w:t>
             </w:r>
           </w:p>
         </w:tc>
@@ -2686,7 +2704,7 @@
                 <w:color w:val="777777"/>
                 <w:sz w:val="19"/>
               </w:rPr>
-              <w:t>【实现必须遵守哪些业务、技术、数据或安全约束？】</w:t>
+              <w:t>①学生与教师具有不同的操作权限，登录后进入各自的菜单；②同一学生不能重复报名同一活动，由程序校验与数据库唯一约束双重保障；③只有处于可报名（OPEN）状态的活动才能报名；④教师只能修改、关闭、删除自己发布的活动，也只能查看自己活动的报名名单；⑤已有学生有效报名的活动不能直接删除；⑥密码不以明文保存，采用 SHA-256 加盐哈希后存入数据库。</w:t>
             </w:r>
           </w:p>
         </w:tc>
@@ -2769,7 +2787,7 @@
                 <w:color w:val="777777"/>
                 <w:sz w:val="19"/>
               </w:rPr>
-              <w:t>【根据什么判断V1.0已经达到预期目标？】</w:t>
+              <w:t>学生能够完成注册登录、浏览活动与活动详情、报名、查看我的报名与取消报名；教师能够完成活动发布、修改、关闭报名、删除与查看报名名单；核心业务过程“教师发布活动—学生查看活动—学生报名—教师查看报名信息”能够完整运行；针对上述功能编写的自动化测试用例全部通过（共 64 个）。</w:t>
             </w:r>
           </w:p>
         </w:tc>
@@ -2852,7 +2870,7 @@
                 <w:color w:val="777777"/>
                 <w:sz w:val="19"/>
               </w:rPr>
-              <w:t>【工程意图对应哪些主要需求编号？】</w:t>
+              <w:t>REQ-01、REQ-02、REQ-03、REQ-04、REQ-05、REQ-06</w:t>
             </w:r>
           </w:p>
         </w:tc>
@@ -3992,7 +4010,13 @@
           <w:i/>
           <w:color w:val="7F7F7F"/>
         </w:rPr>
-        <w:t>【待填写】请记录 2~4 项关键设计决策（如身份与权限、重复报名规则、活动状态、数据校验、分层组织方式），并说明理由。</w:t>
+        <w:t>设计决策一：采用分层结构（界面层—业务逻辑层—数据访问层）。界面层只负责显示信息与读取输入，业务逻辑层负责业务规则校验，数据访问层通过 JDBC 执行 SQL。各层职责清晰：修改界面不影响业务规则，调整 SQL 也不影响界面。</w:t>
+        <w:br/>
+        <w:t xml:space="preserve">设计决策二：区分学生与教师的权限。用户表用 role 字段区分身份，登录后进入不同菜单；同时业务层会再次校验“教师只能管理自己发布的活动”，避免仅依靠界面隐藏来实现权限控制。</w:t>
+        <w:br/>
+        <w:t xml:space="preserve">设计决策三：使用独立的报名表并设置唯一约束。学生与活动是多对多关系，因此单独建立 activity_registration 表，并对 (activity_id, student_id) 建立唯一约束，从数据库层面保证同一学生不能重复报名同一活动。</w:t>
+        <w:br/>
+        <w:t xml:space="preserve">设计决策四：取消报名采用状态变更而非删除记录。报名状态分为 REGISTERED 与 CANCELLED，取消报名只修改状态。这样既保留报名痕迹，也使学生重新报名时可以复用原记录，不会与唯一约束冲突。</w:t>
       </w:r>
       <w:r>
         <w:rPr>
@@ -4352,6 +4376,12 @@
                 <w:rFonts w:hint="eastAsia" w:ascii="微软雅黑" w:hAnsi="微软雅黑" w:eastAsia="微软雅黑" w:cs="微软雅黑"/>
               </w:rPr>
             </w:pPr>
+            <w:r>
+              <w:rPr>
+                <w:rFonts w:hint="eastAsia" w:ascii="微软雅黑" w:hAnsi="微软雅黑" w:eastAsia="微软雅黑" w:cs="微软雅黑"/>
+              </w:rPr>
+              <w:t xml:space="preserve">需求分析与工程意图</w:t>
+            </w:r>
           </w:p>
         </w:tc>
         <w:tc>
@@ -4373,6 +4403,12 @@
                 <w:rFonts w:hint="eastAsia" w:ascii="微软雅黑" w:hAnsi="微软雅黑" w:eastAsia="微软雅黑" w:cs="微软雅黑"/>
               </w:rPr>
             </w:pPr>
+            <w:r>
+              <w:rPr>
+                <w:rFonts w:hint="eastAsia" w:ascii="微软雅黑" w:hAnsi="微软雅黑" w:eastAsia="微软雅黑" w:cs="微软雅黑"/>
+              </w:rPr>
+              <w:t xml:space="preserve">提供实验任务的业务背景（注册登录、学生参与活动、教师发布管理）与“1～3 人小组、完成 V1.0、不以功能数量为目标”的约束，要求梳理用户角色、核心目标与候选需求。</w:t>
+            </w:r>
           </w:p>
         </w:tc>
         <w:tc>
@@ -4394,6 +4430,12 @@
                 <w:rFonts w:hint="eastAsia" w:ascii="微软雅黑" w:hAnsi="微软雅黑" w:eastAsia="微软雅黑" w:cs="微软雅黑"/>
               </w:rPr>
             </w:pPr>
+            <w:r>
+              <w:rPr>
+                <w:rFonts w:hint="eastAsia" w:ascii="微软雅黑" w:hAnsi="微软雅黑" w:eastAsia="微软雅黑" w:cs="微软雅黑"/>
+              </w:rPr>
+              <w:t xml:space="preserve">给出学生与教师两类角色划分，列出注册登录、活动浏览、报名、取消报名、活动管理、报名查看等候选需求，并建议按优先级排序。</w:t>
+            </w:r>
           </w:p>
         </w:tc>
         <w:tc>
@@ -4415,6 +4457,12 @@
                 <w:rFonts w:hint="eastAsia" w:ascii="微软雅黑" w:hAnsi="微软雅黑" w:eastAsia="微软雅黑" w:cs="微软雅黑"/>
               </w:rPr>
             </w:pPr>
+            <w:r>
+              <w:rPr>
+                <w:rFonts w:hint="eastAsia" w:ascii="微软雅黑" w:hAnsi="微软雅黑" w:eastAsia="微软雅黑" w:cs="微软雅黑"/>
+              </w:rPr>
+              <w:t xml:space="preserve">采纳角色划分与需求清单，但删除了消息推送、活动审核、评价积分等超出 V1.0 范围的需求，只保留能构成“发布—报名”完整闭环的六项需求（REQ-01～REQ-06），并据此形成工程意图中的“重要约束”与“完成依据”。</w:t>
+            </w:r>
           </w:p>
         </w:tc>
         <w:tc>
@@ -4437,6 +4485,12 @@
                 <w:rFonts w:hint="eastAsia" w:ascii="微软雅黑" w:hAnsi="微软雅黑" w:eastAsia="微软雅黑" w:cs="微软雅黑"/>
               </w:rPr>
             </w:pPr>
+            <w:r>
+              <w:rPr>
+                <w:rFonts w:hint="eastAsia" w:ascii="微软雅黑" w:hAnsi="微软雅黑" w:eastAsia="微软雅黑" w:cs="微软雅黑"/>
+              </w:rPr>
+              <w:t xml:space="preserve">报告 2.2 需求表、三、工程意图</w:t>
+            </w:r>
           </w:p>
         </w:tc>
       </w:tr>
@@ -4510,6 +4564,12 @@
                 <w:rFonts w:hint="eastAsia" w:ascii="微软雅黑" w:hAnsi="微软雅黑" w:eastAsia="微软雅黑" w:cs="微软雅黑"/>
               </w:rPr>
             </w:pPr>
+            <w:r>
+              <w:rPr>
+                <w:rFonts w:hint="eastAsia" w:ascii="微软雅黑" w:hAnsi="微软雅黑" w:eastAsia="微软雅黑" w:cs="微软雅黑"/>
+              </w:rPr>
+              <w:t xml:space="preserve">软件设计与数据库设计</w:t>
+            </w:r>
           </w:p>
         </w:tc>
         <w:tc>
@@ -4531,6 +4591,12 @@
                 <w:rFonts w:hint="eastAsia" w:ascii="微软雅黑" w:hAnsi="微软雅黑" w:eastAsia="微软雅黑" w:cs="微软雅黑"/>
               </w:rPr>
             </w:pPr>
+            <w:r>
+              <w:rPr>
+                <w:rFonts w:hint="eastAsia" w:ascii="微软雅黑" w:hAnsi="微软雅黑" w:eastAsia="微软雅黑" w:cs="微软雅黑"/>
+              </w:rPr>
+              <w:t xml:space="preserve">提供已确认的六项需求，要求给出数据模型与系统结构建议，并说明如何保证“同一学生不能重复报名同一活动”。</w:t>
+            </w:r>
           </w:p>
         </w:tc>
         <w:tc>
@@ -4552,6 +4618,12 @@
                 <w:rFonts w:hint="eastAsia" w:ascii="微软雅黑" w:hAnsi="微软雅黑" w:eastAsia="微软雅黑" w:cs="微软雅黑"/>
               </w:rPr>
             </w:pPr>
+            <w:r>
+              <w:rPr>
+                <w:rFonts w:hint="eastAsia" w:ascii="微软雅黑" w:hAnsi="微软雅黑" w:eastAsia="微软雅黑" w:cs="微软雅黑"/>
+              </w:rPr>
+              <w:t xml:space="preserve">建议使用三张表（用户、活动、报名），报名表对 (activity_id, student_id) 建立唯一约束，代码按分层结构组织。</w:t>
+            </w:r>
           </w:p>
         </w:tc>
         <w:tc>
@@ -4573,6 +4645,12 @@
                 <w:rFonts w:hint="eastAsia" w:ascii="微软雅黑" w:hAnsi="微软雅黑" w:eastAsia="微软雅黑" w:cs="微软雅黑"/>
               </w:rPr>
             </w:pPr>
+            <w:r>
+              <w:rPr>
+                <w:rFonts w:hint="eastAsia" w:ascii="微软雅黑" w:hAnsi="微软雅黑" w:eastAsia="微软雅黑" w:cs="微软雅黑"/>
+              </w:rPr>
+              <w:t xml:space="preserve">采纳三张表与唯一约束的设计；判断“仅在界面上隐藏按钮”不足以实现权限控制，改为在业务层强制校验活动归属；同时把活动时间字段由 DATE 调整为 DATETIME，避免只存日期而丢失具体时间。</w:t>
+            </w:r>
           </w:p>
         </w:tc>
         <w:tc>
@@ -4595,6 +4673,12 @@
                 <w:rFonts w:hint="eastAsia" w:ascii="微软雅黑" w:hAnsi="微软雅黑" w:eastAsia="微软雅黑" w:cs="微软雅黑"/>
               </w:rPr>
             </w:pPr>
+            <w:r>
+              <w:rPr>
+                <w:rFonts w:hint="eastAsia" w:ascii="微软雅黑" w:hAnsi="微软雅黑" w:eastAsia="微软雅黑" w:cs="微软雅黑"/>
+              </w:rPr>
+              <w:t xml:space="preserve">报告 4.1 总体设计、4.3 数据设计、db/schema.sql</w:t>
+            </w:r>
           </w:p>
         </w:tc>
       </w:tr>
@@ -4668,6 +4752,12 @@
                 <w:rFonts w:hint="eastAsia" w:ascii="微软雅黑" w:hAnsi="微软雅黑" w:eastAsia="微软雅黑" w:cs="微软雅黑"/>
               </w:rPr>
             </w:pPr>
+            <w:r>
+              <w:rPr>
+                <w:rFonts w:hint="eastAsia" w:ascii="微软雅黑" w:hAnsi="微软雅黑" w:eastAsia="微软雅黑" w:cs="微软雅黑"/>
+              </w:rPr>
+              <w:t xml:space="preserve">编码、问题定位与验证</w:t>
+            </w:r>
           </w:p>
         </w:tc>
         <w:tc>
@@ -4689,6 +4779,12 @@
                 <w:rFonts w:hint="eastAsia" w:ascii="微软雅黑" w:hAnsi="微软雅黑" w:eastAsia="微软雅黑" w:cs="微软雅黑"/>
               </w:rPr>
             </w:pPr>
+            <w:r>
+              <w:rPr>
+                <w:rFonts w:hint="eastAsia" w:ascii="微软雅黑" w:hAnsi="微软雅黑" w:eastAsia="微软雅黑" w:cs="微软雅黑"/>
+              </w:rPr>
+              <w:t xml:space="preserve">提供表结构、业务规则与分层约定，要求生成数据访问层与业务层的代码骨架；后续提供编译错误与测试失败信息，要求协助定位原因。</w:t>
+            </w:r>
           </w:p>
         </w:tc>
         <w:tc>
@@ -4710,6 +4806,12 @@
                 <w:rFonts w:hint="eastAsia" w:ascii="微软雅黑" w:hAnsi="微软雅黑" w:eastAsia="微软雅黑" w:cs="微软雅黑"/>
               </w:rPr>
             </w:pPr>
+            <w:r>
+              <w:rPr>
+                <w:rFonts w:hint="eastAsia" w:ascii="微软雅黑" w:hAnsi="微软雅黑" w:eastAsia="微软雅黑" w:cs="微软雅黑"/>
+              </w:rPr>
+              <w:t xml:space="preserve">生成 JDBC 增删改查骨架与参数化 SQL 写法，并对报错给出原因分析（如 LocalDateTime 不支持算术运算、外键约束导致删除失败等）。</w:t>
+            </w:r>
           </w:p>
         </w:tc>
         <w:tc>
@@ -4731,6 +4833,12 @@
                 <w:rFonts w:hint="eastAsia" w:ascii="微软雅黑" w:hAnsi="微软雅黑" w:eastAsia="微软雅黑" w:cs="微软雅黑"/>
               </w:rPr>
             </w:pPr>
+            <w:r>
+              <w:rPr>
+                <w:rFonts w:hint="eastAsia" w:ascii="微软雅黑" w:hAnsi="微软雅黑" w:eastAsia="微软雅黑" w:cs="微软雅黑"/>
+              </w:rPr>
+              <w:t xml:space="preserve">对生成内容逐条检查并修改：统一“成功返回 null、失败返回原因”的约定；补齐数据访问层的实例调用；发现“取消报名后残留记录导致活动无法删除”的问题后，改为先清理子表记录再删除活动。所有修改均通过重新运行测试确认。</w:t>
+            </w:r>
           </w:p>
         </w:tc>
         <w:tc>
@@ -4753,6 +4861,12 @@
                 <w:rFonts w:hint="eastAsia" w:ascii="微软雅黑" w:hAnsi="微软雅黑" w:eastAsia="微软雅黑" w:cs="微软雅黑"/>
               </w:rPr>
             </w:pPr>
+            <w:r>
+              <w:rPr>
+                <w:rFonts w:hint="eastAsia" w:ascii="微软雅黑" w:hAnsi="微软雅黑" w:eastAsia="微软雅黑" w:cs="微软雅黑"/>
+              </w:rPr>
+              <w:t xml:space="preserve">数据访问层、业务逻辑层、界面层代码与 64 个测试用例</w:t>
+            </w:r>
           </w:p>
         </w:tc>
       </w:tr>
@@ -4967,7 +5081,13 @@
         </w:rPr>
       </w:r>
       <w:r>
-        <w:t>【开发后填写】根据最终实际实现情况概括 V1.0 已完成的功能与运行方式，并按需插入少量关键运行截图（控制台操作过程截图）。</w:t>
+        <w:t>V1.0 已完成一个可运行的控制台程序，覆盖报告确定的全部六项需求：用户注册与登录（按身份进入学生或教师菜单）、活动列表与活动详情浏览、学生报名与取消报名、我的报名查看、教师活动的发布与修改/关闭/删除、教师查看活动报名名单。</w:t>
+        <w:br/>
+        <w:t xml:space="preserve">程序采用界面层—业务逻辑层—数据访问层的分层结构，共 19 个 Java 文件、约 3000 行代码，使用 JDBC 访问 MySQL 数据库。运行方式：先执行 db/schema.sql 初始化数据库，再运行 build.bat 启动程序，使用演示账号 teacher01 或 student01（密码均为 123456）登录。</w:t>
+        <w:br/>
+        <w:t xml:space="preserve">针对核心业务过程编写了 64 个自动化测试用例，覆盖正常流程以及重复报名、越权操作、已关闭活动报名等异常情况，全部通过。</w:t>
+        <w:br/>
+        <w:t xml:space="preserve">（此处插入关键运行截图：登录界面、学生活动列表、报名成功提示、我的报名、教师发布活动、教师查看报名名单。）</w:t>
       </w:r>
     </w:p>
     <w:p>
@@ -5359,7 +5479,7 @@
           </w:tcPr>
           <w:p>
             <w:r>
-              <w:t>【开发后填写】</w:t>
+              <w:t>2026-09-12 00:57</w:t>
             </w:r>
           </w:p>
         </w:tc>
@@ -5376,7 +5496,7 @@
           </w:tcPr>
           <w:p>
             <w:r>
-              <w:t>【开发后填写】</w:t>
+              <w:t>6bdeaf6</w:t>
             </w:r>
           </w:p>
         </w:tc>
@@ -5393,7 +5513,7 @@
           </w:tcPr>
           <w:p>
             <w:r>
-              <w:t>【开发后填写】</w:t>
+              <w:t>完成数据库初始化脚本，建立 user、activity、activity_registration 三张表及初始账号</w:t>
             </w:r>
           </w:p>
         </w:tc>
@@ -5410,7 +5530,7 @@
           </w:tcPr>
           <w:p>
             <w:r>
-              <w:t>【开发后填写】</w:t>
+              <w:t>报告 4.3 数据设计</w:t>
             </w:r>
           </w:p>
         </w:tc>
@@ -5427,7 +5547,7 @@
           </w:tcPr>
           <w:p>
             <w:r>
-              <w:t>【开发后填写】</w:t>
+              <w:t>确定三张核心表结构，为报名表增加 (activity_id, student_id) 唯一约束并设置三个外键，插入教师与学生初始账号（7 个文件，+408 行）</w:t>
             </w:r>
           </w:p>
         </w:tc>
@@ -5483,7 +5603,7 @@
           </w:tcPr>
           <w:p>
             <w:r>
-              <w:t>【开发后填写】</w:t>
+              <w:t>2026-09-12 17:10</w:t>
             </w:r>
           </w:p>
         </w:tc>
@@ -5500,7 +5620,7 @@
           </w:tcPr>
           <w:p>
             <w:r>
-              <w:t>【开发后填写】</w:t>
+              <w:t>ae89a58</w:t>
             </w:r>
           </w:p>
         </w:tc>
@@ -5517,7 +5637,7 @@
           </w:tcPr>
           <w:p>
             <w:r>
-              <w:t>【开发后填写】</w:t>
+              <w:t>完成 User、Activity、ActivityRegistration 三个实体类</w:t>
             </w:r>
           </w:p>
         </w:tc>
@@ -5534,7 +5654,7 @@
           </w:tcPr>
           <w:p>
             <w:r>
-              <w:t>【开发后填写】</w:t>
+              <w:t>报告 4.3 数据设计</w:t>
             </w:r>
           </w:p>
         </w:tc>
@@ -5551,7 +5671,7 @@
           </w:tcPr>
           <w:p>
             <w:r>
-              <w:t>【开发后填写】</w:t>
+              <w:t>用 Java 对象表示三张表的行数据，属性名统一为驼峰写法，并与数据库下划线字段建立对应关系（3 个文件，+477 行）</w:t>
             </w:r>
           </w:p>
         </w:tc>
@@ -5607,7 +5727,7 @@
           </w:tcPr>
           <w:p>
             <w:r>
-              <w:t>【开发后填写】</w:t>
+              <w:t>2026-09-12 20:22</w:t>
             </w:r>
           </w:p>
         </w:tc>
@@ -5624,7 +5744,7 @@
           </w:tcPr>
           <w:p>
             <w:r>
-              <w:t>【开发后填写】</w:t>
+              <w:t>e2b7ae7</w:t>
             </w:r>
           </w:p>
         </w:tc>
@@ -5641,7 +5761,7 @@
           </w:tcPr>
           <w:p>
             <w:r>
-              <w:t>【开发后填写】</w:t>
+              <w:t>修正 RegistrationDAO 并新增报名功能测试</w:t>
             </w:r>
           </w:p>
         </w:tc>
@@ -5658,7 +5778,7 @@
           </w:tcPr>
           <w:p>
             <w:r>
-              <w:t>【开发后填写】</w:t>
+              <w:t>REQ-03、REQ-06</w:t>
             </w:r>
           </w:p>
         </w:tc>
@@ -5675,7 +5795,7 @@
           </w:tcPr>
           <w:p>
             <w:r>
-              <w:t>【开发后填写】</w:t>
+              <w:t>完成报名表的数据访问方法（报名、取消、名单查询、人数统计），并补充测试验证唯一约束确实阻止重复报名（2 个文件，+427 行）</w:t>
             </w:r>
           </w:p>
         </w:tc>
@@ -5731,7 +5851,7 @@
           </w:tcPr>
           <w:p>
             <w:r>
-              <w:t>【开发后填写】</w:t>
+              <w:t>2026-09-13 22:53</w:t>
             </w:r>
           </w:p>
         </w:tc>
@@ -5748,7 +5868,7 @@
           </w:tcPr>
           <w:p>
             <w:r>
-              <w:t>【开发后填写】</w:t>
+              <w:t>371e247</w:t>
             </w:r>
           </w:p>
         </w:tc>
@@ -5765,7 +5885,7 @@
           </w:tcPr>
           <w:p>
             <w:r>
-              <w:t>【开发后填写】</w:t>
+              <w:t>修正 RegistrationService 并新增业务层测试</w:t>
             </w:r>
           </w:p>
         </w:tc>
@@ -5782,7 +5902,7 @@
           </w:tcPr>
           <w:p>
             <w:r>
-              <w:t>【开发后填写】</w:t>
+              <w:t>REQ-03、REQ-04、REQ-06</w:t>
             </w:r>
           </w:p>
         </w:tc>
@@ -5799,7 +5919,7 @@
           </w:tcPr>
           <w:p>
             <w:r>
-              <w:t>【开发后填写】</w:t>
+              <w:t>实现报名的三条业务规则（活动存在、状态为可报名、不能重复报名）以及取消报名改状态、重新报名复用原记录的逻辑（2 个文件，+462 行）</w:t>
             </w:r>
           </w:p>
         </w:tc>
@@ -5855,7 +5975,7 @@
           </w:tcPr>
           <w:p>
             <w:r>
-              <w:t>【开发后填写】</w:t>
+              <w:t>2026-09-13 23:25</w:t>
             </w:r>
           </w:p>
         </w:tc>
@@ -5872,7 +5992,7 @@
           </w:tcPr>
           <w:p>
             <w:r>
-              <w:t>【开发后填写】</w:t>
+              <w:t>4264e4c</w:t>
             </w:r>
           </w:p>
         </w:tc>
@@ -5889,7 +6009,7 @@
           </w:tcPr>
           <w:p>
             <w:r>
-              <w:t>【开发后填写】</w:t>
+              <w:t>完成控制台主菜单 MainMenu</w:t>
             </w:r>
           </w:p>
         </w:tc>
@@ -5906,7 +6026,7 @@
           </w:tcPr>
           <w:p>
             <w:r>
-              <w:t>【开发后填写】</w:t>
+              <w:t>REQ-01 ～ REQ-06</w:t>
             </w:r>
           </w:p>
         </w:tc>
@@ -5923,7 +6043,7 @@
           </w:tcPr>
           <w:p>
             <w:r>
-              <w:t>【开发后填写】</w:t>
+              <w:t>实现主菜单、学生菜单与教师菜单，串联界面层、业务层与数据访问层，系统可完整运行（1 个文件，+754 行）</w:t>
             </w:r>
           </w:p>
         </w:tc>
@@ -6040,7 +6160,9 @@
         </w:rPr>
       </w:r>
       <w:r>
-        <w:t>开发过程中如发生影响需求、工程意图、总体设计或实现策略的重要调整，再根据实际情况补充；普通代码修改和一般 Bug 修复无需在此重复记录。</w:t>
+        <w:t>调整一：总体实现方式由前后端分离改为纯 Java 控制台程序。原设计计划采用“Vue 3 前端 + Spring Boot 后端 + MyBatis-Plus”的结构；小组在实现阶段评估后认为该技术栈超出当前掌握范围，改为纯 Java 控制台程序 + JDBC 直接访问 MySQL。为此同步修改了报告 4.1 总体设计与 4.2 核心业务流程的表述，但需求（REQ-01～REQ-06）与数据设计（三张核心表）未发生变化。</w:t>
+        <w:br/>
+        <w:t xml:space="preserve">调整二：活动时间字段类型由 DATE 改为 DATETIME。原设计只能保存日期，无法表达“上午 9 点开始”这类信息；改为 DATETIME 后可保存完整的开始与结束时间，并相应调整了建表脚本、实体类与数据访问层的时间转换。</w:t>
       </w:r>
     </w:p>
     <w:p>
@@ -6548,7 +6670,7 @@
           </w:tcPr>
           <w:p>
             <w:r>
-              <w:t>【开发后填写】</w:t>
+              <w:t>注册返回成功提示；使用新账号可登录并进入对应角色菜单。AuthServiceTest 19 个用例全部通过，覆盖正确登录、密码错误、账号不存在、空账号/空密码、密码少于 6 位、重复注册等情形。</w:t>
             </w:r>
           </w:p>
         </w:tc>
@@ -6565,7 +6687,7 @@
           </w:tcPr>
           <w:p>
             <w:r>
-              <w:t>【开发后填写】</w:t>
+              <w:t>通过</w:t>
             </w:r>
           </w:p>
         </w:tc>
@@ -6689,7 +6811,7 @@
           </w:tcPr>
           <w:p>
             <w:r>
-              <w:t>【开发后填写】</w:t>
+              <w:t>活动列表正确显示标题、地点、起止时间与状态；活动详情显示内容说明；查询不存在的活动时提示“活动不存在”。ActivityServiceTest 24 个用例全部通过。</w:t>
             </w:r>
           </w:p>
         </w:tc>
@@ -6706,7 +6828,7 @@
           </w:tcPr>
           <w:p>
             <w:r>
-              <w:t>【开发后填写】</w:t>
+              <w:t>通过</w:t>
             </w:r>
           </w:p>
         </w:tc>
@@ -6830,7 +6952,7 @@
           </w:tcPr>
           <w:p>
             <w:r>
-              <w:t>【开发后填写】</w:t>
+              <w:t>报名成功，数据库中新增一条状态为 REGISTERED 的报名记录，报名人数变为 1。RegistrationServiceTest 21 个用例全部通过。</w:t>
             </w:r>
           </w:p>
         </w:tc>
@@ -6847,7 +6969,7 @@
           </w:tcPr>
           <w:p>
             <w:r>
-              <w:t>【开发后填写】</w:t>
+              <w:t>通过</w:t>
             </w:r>
           </w:p>
         </w:tc>
@@ -6971,7 +7093,7 @@
           </w:tcPr>
           <w:p>
             <w:r>
-              <w:t>【开发后填写】</w:t>
+              <w:t>系统提示“你已经报名过该活动，不能重复报名”；数据库中该学生对同一活动仍只有一条记录，数据库唯一约束 uk_reg_student_activity 亦会兜底阻止重复插入。</w:t>
             </w:r>
           </w:p>
         </w:tc>
@@ -6988,7 +7110,7 @@
           </w:tcPr>
           <w:p>
             <w:r>
-              <w:t>【开发后填写】</w:t>
+              <w:t>通过</w:t>
             </w:r>
           </w:p>
         </w:tc>
@@ -7112,7 +7234,7 @@
           </w:tcPr>
           <w:p>
             <w:r>
-              <w:t>【开发后填写】</w:t>
+              <w:t>只显示当前登录学生的报名记录，包含活动标题、地点、报名时间与状态；取消报名后状态显示为“已取消”，且可重新报名（复用原记录，不产生重复行）。</w:t>
             </w:r>
           </w:p>
         </w:tc>
@@ -7129,7 +7251,7 @@
           </w:tcPr>
           <w:p>
             <w:r>
-              <w:t>【开发后填写】</w:t>
+              <w:t>通过</w:t>
             </w:r>
           </w:p>
         </w:tc>
@@ -7253,7 +7375,7 @@
           </w:tcPr>
           <w:p>
             <w:r>
-              <w:t>【开发后填写】</w:t>
+              <w:t>本人可正常修改、关闭、删除自己的活动，修改后列表立即更新；查看报名名单能显示报名学生与人数；以其他教师身份操作同一活动时提示“只能管理自己发布的活动”；已有学生报名的活动删除时提示“该活动已有 N 人报名，不能删除”。</w:t>
             </w:r>
           </w:p>
         </w:tc>
@@ -7270,7 +7392,7 @@
           </w:tcPr>
           <w:p>
             <w:r>
-              <w:t>【开发后填写】</w:t>
+              <w:t>通过</w:t>
             </w:r>
           </w:p>
         </w:tc>
@@ -7289,7 +7411,7 @@
           <w:i/>
           <w:color w:val="808080"/>
         </w:rPr>
-        <w:t>【验证结论：根据上述结果，说明当前V1.0是否达到工程意图中确定的完成依据。】</w:t>
+        <w:t>根据上述验证结果，V1.0 已经达到工程意图中确定的完成依据：六项需求对应的功能全部实现并可实际运行，核心业务过程“教师发布活动—学生查看活动—学生报名—教师查看报名信息”完整通过；重复报名、越权管理他人活动、已关闭活动报名等关键约束均由程序强制校验并通过测试验证；针对核心功能编写的 64 个自动化测试用例全部通过（AuthService 19 个、ActivityService 24 个、RegistrationService 21 个）。因此当前版本满足 V1.0 的目标。</w:t>
       </w:r>
     </w:p>
     <w:p>
@@ -7671,7 +7793,7 @@
           </w:tcPr>
           <w:p>
             <w:r>
-              <w:t>【如发现代表性问题再填写】</w:t>
+              <w:t>教师删除一个已无有效报名的活动时，程序抛出数据库外键约束异常，活动无法删除。</w:t>
             </w:r>
           </w:p>
         </w:tc>
@@ -7688,7 +7810,7 @@
           </w:tcPr>
           <w:p>
             <w:r>
-              <w:t>【开发后填写】</w:t>
+              <w:t>该活动此前有学生报名后又取消，报名记录行仍保留在 activity_registration 表中（状态为 CANCELLED）。业务层只统计状态为 REGISTERED 的有效报名人数，判断为“可以删除”，但外键约束 fk_reg_activity 会因为子表仍有引用而拒绝删除活动。</w:t>
             </w:r>
           </w:p>
         </w:tc>
@@ -7705,7 +7827,7 @@
           </w:tcPr>
           <w:p>
             <w:r>
-              <w:t>【开发后填写】</w:t>
+              <w:t>在 ActivityService.delete() 中增加一步：先调用新增的 RegistrationDAO.deleteByActivityId() 清理该活动的全部报名记录（包括已取消的），再执行活动删除。</w:t>
             </w:r>
           </w:p>
         </w:tc>
@@ -7722,7 +7844,7 @@
           </w:tcPr>
           <w:p>
             <w:r>
-              <w:t>【开发后填写】</w:t>
+              <w:t>教师删除活动功能（REQ-05）；数据访问层新增方法 deleteByActivityId()。</w:t>
             </w:r>
           </w:p>
         </w:tc>
@@ -7739,7 +7861,7 @@
           </w:tcPr>
           <w:p>
             <w:r>
-              <w:t>【开发后填写】</w:t>
+              <w:t>重新运行 ActivityServiceTest，“有人报名时删除被拒绝”“无人报名时删除成功”“删除后查不到该活动”三个用例全部通过；数据库中不再残留已删除活动的报名记录。</w:t>
             </w:r>
           </w:p>
         </w:tc>
@@ -7795,7 +7917,7 @@
           </w:tcPr>
           <w:p>
             <w:r>
-              <w:t>【如发现代表性问题再填写】</w:t>
+              <w:t>数据库初始化脚本中演示账号的密码以明文 123456 保存，与工程意图中“密码不以明文保存”的约束不符。</w:t>
             </w:r>
           </w:p>
         </w:tc>
@@ -7812,7 +7934,7 @@
           </w:tcPr>
           <w:p>
             <w:r>
-              <w:t>【开发后填写】</w:t>
+              <w:t>编写建库脚本时先用明文占位，实现登录功能后未同步调整密码的存储方式。</w:t>
             </w:r>
           </w:p>
         </w:tc>
@@ -7829,7 +7951,7 @@
           </w:tcPr>
           <w:p>
             <w:r>
-              <w:t>【开发后填写】</w:t>
+              <w:t>新增 PasswordUtil 工具类（使用 JDK 自带的 MessageDigest 实现 SHA-256 加盐哈希），把 db/schema.sql 中的初始密码改为 64 位密文，并在 AuthService.login() 中改为“把用户输入重新哈希后与库中密文比对”。</w:t>
             </w:r>
           </w:p>
         </w:tc>
@@ -7846,7 +7968,7 @@
           </w:tcPr>
           <w:p>
             <w:r>
-              <w:t>【开发后填写】</w:t>
+              <w:t>db/schema.sql、util/PasswordUtil、service/AuthService；数据库 user 表的 password 字段。</w:t>
             </w:r>
           </w:p>
         </w:tc>
@@ -7863,7 +7985,7 @@
           </w:tcPr>
           <w:p>
             <w:r>
-              <w:t>【开发后填写】</w:t>
+              <w:t>重新执行 schema.sql 后，库中密码长度为 64 位且不等于明文；AuthServiceTest 19 个用例全部通过，其中专门验证了“密码不是明文且为 64 位密文”。</w:t>
             </w:r>
           </w:p>
         </w:tc>
